--- a/DS3001 Project/DS3001 Project_ Stage 1.docx
+++ b/DS3001 Project/DS3001 Project_ Stage 1.docx
@@ -41,7 +41,7 @@
           <w:pgNumType w:start="1"/>
         </w:sectPr>
       </w:pPr>
-      <w:bookmarkStart w:colFirst="0" w:colLast="0" w:name="_afnmm79a2a7f" w:id="0"/>
+      <w:bookmarkStart w:colFirst="0" w:colLast="0" w:name="_v4x5gjwe6pl" w:id="0"/>
       <w:bookmarkEnd w:id="0"/>
       <w:r>
         <w:rPr>
@@ -240,7 +240,7 @@
           <w:pgNumType w:start="1"/>
         </w:sectPr>
       </w:pPr>
-      <w:bookmarkStart w:colFirst="0" w:colLast="0" w:name="_luj2r3cvs5n" w:id="1"/>
+      <w:bookmarkStart w:colFirst="0" w:colLast="0" w:name="_5blz0urs8gnz" w:id="1"/>
       <w:bookmarkEnd w:id="1"/>
       <w:r>
         <w:rPr>
@@ -269,12 +269,62 @@
     </w:p>
     <w:p>
       <w:pPr>
-        <w:rPr/>
-      </w:pPr>
-      <w:r>
-        <w:rPr>
-          <w:rtl w:val="0"/>
-        </w:rPr>
+        <w:spacing w:line="480" w:lineRule="auto"/>
+        <w:ind w:firstLine="720"/>
+        <w:rPr>
+          <w:rFonts w:ascii="Times New Roman" w:cs="Times New Roman" w:eastAsia="Times New Roman" w:hAnsi="Times New Roman"/>
+          <w:sz w:val="24"/>
+          <w:szCs w:val="24"/>
+        </w:rPr>
+      </w:pPr>
+      <w:r>
+        <w:rPr>
+          <w:rFonts w:ascii="Times New Roman" w:cs="Times New Roman" w:eastAsia="Times New Roman" w:hAnsi="Times New Roman"/>
+          <w:sz w:val="24"/>
+          <w:szCs w:val="24"/>
+          <w:rtl w:val="0"/>
+        </w:rPr>
+        <w:t xml:space="preserve">ArcFace, through InsightFace, is mainly being used here as a face-recognition model rather than a normal image classifier. Instead of predicting a class label directly, it turns a face image into a compact numerical representation called an embedding. In this assignment, that embedding is 512 dimensions, which means each face is represented by a vector of 512 numbers. The ArcFace method was designed to make images of the same person map closer together in feature space, while images of different people stay farther apart, which is why it is useful for identity-based tasks like clustering and recognition. The InsightFace buffalo_l model pack used here includes several models working together, including an SCRFD detector, a ResNet50 recognition model, and alignment models. </w:t>
+      </w:r>
+    </w:p>
+    <w:p>
+      <w:pPr>
+        <w:spacing w:line="480" w:lineRule="auto"/>
+        <w:ind w:firstLine="720"/>
+        <w:rPr>
+          <w:rFonts w:ascii="Times New Roman" w:cs="Times New Roman" w:eastAsia="Times New Roman" w:hAnsi="Times New Roman"/>
+          <w:sz w:val="24"/>
+          <w:szCs w:val="24"/>
+        </w:rPr>
+      </w:pPr>
+      <w:r>
+        <w:rPr>
+          <w:rFonts w:ascii="Times New Roman" w:cs="Times New Roman" w:eastAsia="Times New Roman" w:hAnsi="Times New Roman"/>
+          <w:sz w:val="24"/>
+          <w:szCs w:val="24"/>
+          <w:rtl w:val="0"/>
+        </w:rPr>
+        <w:t xml:space="preserve">VGG19 is a more general deep convolutional neural network. TorchVision describes it as the VGG-19 model from the Very Deep Convolutional Networks paper, and that model is built from many stacked convolution layers using very small 3×3 filters. After the convolution and pooling stages, the network passes the result through fully connected layers. In this project, we use the network as a feature extractor rather than for final classification, so the important output is the 4096-dimensional feature representation taken before the last classification step. Compared with ArcFace, VGG19 is a more general image model and was not designed specifically for face recognition. </w:t>
+      </w:r>
+    </w:p>
+    <w:p>
+      <w:pPr>
+        <w:spacing w:line="480" w:lineRule="auto"/>
+        <w:ind w:firstLine="720"/>
+        <w:rPr>
+          <w:rFonts w:ascii="Times New Roman" w:cs="Times New Roman" w:eastAsia="Times New Roman" w:hAnsi="Times New Roman"/>
+          <w:sz w:val="24"/>
+          <w:szCs w:val="24"/>
+        </w:rPr>
+      </w:pPr>
+      <w:r>
+        <w:rPr>
+          <w:rFonts w:ascii="Times New Roman" w:cs="Times New Roman" w:eastAsia="Times New Roman" w:hAnsi="Times New Roman"/>
+          <w:sz w:val="24"/>
+          <w:szCs w:val="24"/>
+          <w:rtl w:val="0"/>
+        </w:rPr>
+        <w:t xml:space="preserve">In InsightFace, detection, alignment, and embedding are combined in a single pipeline through the FaceAnalysis.get() function. The code first runs face detection to find bounding boxes and facial keypoints. Then, for each detected face, it creates a face object and passes it through the remaining loaded models. So the process is basically: detect the face, locate facial landmarks, and then generate the embedding. This is why InsightFace is not just one standalone network in practice, but a set of models working together to process the image before producing the final face representation. Inspecting the ONNX graph also helps show that the recognition model is stored as a sequence of neural network operations rather than as a simple black box.</w:t>
       </w:r>
     </w:p>
     <w:sectPr>
